--- a/CV_Le_Quang_Giang.docx
+++ b/CV_Le_Quang_Giang.docx
@@ -55,7 +55,7 @@
                 <w:sz w:val="22"/>
                 <w:szCs w:val="22"/>
               </w:rPr>
-              <w:t xml:space="preserve">HR EXECUTIVE / HR DATA ANALYST</w:t>
+              <w:t xml:space="preserve">HRBP EXECUTIVE | HR DATA &amp; AUTOMATION</w:t>
             </w:r>
           </w:p>
           <w:p>
@@ -80,7 +80,7 @@
                 <w:sz w:val="18"/>
                 <w:szCs w:val="18"/>
               </w:rPr>
-              <w:t xml:space="preserve">GitHub: quanggiang169   •   LinkedIn: Lê Quang Giảng   •   DOB: 16/09/2002</w:t>
+              <w:t xml:space="preserve">GitHub: quanggiang169   •   LinkedIn: Lê Quang Giảng</w:t>
             </w:r>
           </w:p>
         </w:tc>
@@ -164,7 +164,7 @@
           <w:sz w:val="20"/>
           <w:szCs w:val="20"/>
         </w:rPr>
-        <w:t xml:space="preserve">HR Executive with hands-on experience in recruitment, workforce forecasting, and HR process automation for warehouse/frontline operations. Builds Python- and Apps Script-based tools (Telegram bots, dashboards, forecasting models) to turn HR data into operational decisions. Google Data Analytics certified; comfortable with SQL, Power BI, and cross-functional collaboration.</w:t>
+        <w:t xml:space="preserve">HRBP Executive combining warehouse HR operations with people analytics and automation: built a recruitment tracking and forecasting system, attrition bots and an HR website. Google Data Analytics certified.</w:t>
       </w:r>
     </w:p>
     <w:p>
@@ -245,140 +245,159 @@
           <w:sz w:val="20"/>
           <w:szCs w:val="20"/>
         </w:rPr>
-        <w:t xml:space="preserve">Own end-to-end frontline recruitment (sourcing, screening, onboarding) at the Tân Kim warehouse, keeping warehouse operations supplied with people.</w:t>
-      </w:r>
-    </w:p>
-    <w:p>
-      <w:pPr>
-        <w:pStyle w:val="ListParagraph"/>
-        <w:numPr>
-          <w:ilvl w:val="0"/>
-          <w:numId w:val="1"/>
-        </w:numPr>
-        <w:spacing w:after="45"/>
-      </w:pPr>
-      <w:r>
-        <w:rPr>
-          <w:rFonts w:ascii="Calibri" w:cs="Calibri" w:eastAsia="Calibri" w:hAnsi="Calibri"/>
-          <w:color w:val="333333"/>
-          <w:sz w:val="20"/>
-          <w:szCs w:val="20"/>
-        </w:rPr>
-        <w:t xml:space="preserve">Coordinate a 5-person recruitment team and track individual and team hiring targets on a dashboard I built, so the team sees progress and adjusts early.</w:t>
-      </w:r>
-    </w:p>
-    <w:p>
-      <w:pPr>
-        <w:pStyle w:val="ListParagraph"/>
-        <w:numPr>
-          <w:ilvl w:val="0"/>
-          <w:numId w:val="1"/>
-        </w:numPr>
-        <w:spacing w:after="45"/>
-      </w:pPr>
-      <w:r>
-        <w:rPr>
-          <w:rFonts w:ascii="Calibri" w:cs="Calibri" w:eastAsia="Calibri" w:hAnsi="Calibri"/>
-          <w:color w:val="333333"/>
-          <w:sz w:val="20"/>
-          <w:szCs w:val="20"/>
-        </w:rPr>
-        <w:t xml:space="preserve">Designed and automated the recruitment tracking system on Google Sheets, replacing manual, error-prone tracking and giving the team one reliable view of hiring progress.</w:t>
-      </w:r>
-    </w:p>
-    <w:p>
-      <w:pPr>
-        <w:pStyle w:val="ListParagraph"/>
-        <w:numPr>
-          <w:ilvl w:val="0"/>
-          <w:numId w:val="1"/>
-        </w:numPr>
-        <w:spacing w:after="45"/>
-      </w:pPr>
-      <w:r>
-        <w:rPr>
-          <w:rFonts w:ascii="Calibri" w:cs="Calibri" w:eastAsia="Calibri" w:hAnsi="Calibri"/>
-          <w:color w:val="333333"/>
-          <w:sz w:val="20"/>
-          <w:szCs w:val="20"/>
-        </w:rPr>
-        <w:t xml:space="preserve">Led the design of an HR management website for warehouse employee records, where HR and warehouse supervisors track and coordinate work in one place, reducing information gaps between HR and operations.</w:t>
-      </w:r>
-    </w:p>
-    <w:p>
-      <w:pPr>
-        <w:pStyle w:val="ListParagraph"/>
-        <w:numPr>
-          <w:ilvl w:val="0"/>
-          <w:numId w:val="1"/>
-        </w:numPr>
-        <w:spacing w:after="45"/>
-      </w:pPr>
-      <w:r>
-        <w:rPr>
-          <w:rFonts w:ascii="Calibri" w:cs="Calibri" w:eastAsia="Calibri" w:hAnsi="Calibri"/>
-          <w:color w:val="333333"/>
-          <w:sz w:val="20"/>
-          <w:szCs w:val="20"/>
-        </w:rPr>
-        <w:t xml:space="preserve">Own attrition reporting for the HRBP group and took the initiative to build a Telegram bot (Python, GitHub Actions, Google Apps Script), replacing weekly manual reports with real-time dashboards on attrition, resignations, onboarding and probation, so managers see turnover risk sooner.</w:t>
-      </w:r>
-    </w:p>
-    <w:p>
-      <w:pPr>
-        <w:pStyle w:val="ListParagraph"/>
-        <w:numPr>
-          <w:ilvl w:val="0"/>
-          <w:numId w:val="1"/>
-        </w:numPr>
-        <w:spacing w:after="45"/>
-      </w:pPr>
-      <w:r>
-        <w:rPr>
-          <w:rFonts w:ascii="Calibri" w:cs="Calibri" w:eastAsia="Calibri" w:hAnsi="Calibri"/>
-          <w:color w:val="333333"/>
-          <w:sz w:val="20"/>
-          <w:szCs w:val="20"/>
-        </w:rPr>
-        <w:t xml:space="preserve">Took ownership of warehouse workforce planning and built a model forecasting staffing needs from shipment volume, using 11 tables (StarRocks/Doris, Trino/Presto), giving managers a data basis for hiring decisions.</w:t>
-      </w:r>
-    </w:p>
-    <w:p>
-      <w:pPr>
-        <w:pStyle w:val="ListParagraph"/>
-        <w:numPr>
-          <w:ilvl w:val="0"/>
-          <w:numId w:val="1"/>
-        </w:numPr>
-        <w:spacing w:after="45"/>
-      </w:pPr>
-      <w:r>
-        <w:rPr>
-          <w:rFonts w:ascii="Calibri" w:cs="Calibri" w:eastAsia="Calibri" w:hAnsi="Calibri"/>
-          <w:color w:val="333333"/>
-          <w:sz w:val="20"/>
-          <w:szCs w:val="20"/>
-        </w:rPr>
-        <w:t xml:space="preserve">Evaluated cost-reduction solutions for warehouse operations and recommended options to management, supporting decisions on operating cost.</w:t>
-      </w:r>
-    </w:p>
-    <w:p>
-      <w:pPr>
-        <w:pStyle w:val="ListParagraph"/>
-        <w:numPr>
-          <w:ilvl w:val="0"/>
-          <w:numId w:val="1"/>
-        </w:numPr>
-        <w:spacing w:after="45"/>
-      </w:pPr>
-      <w:r>
-        <w:rPr>
-          <w:rFonts w:ascii="Calibri" w:cs="Calibri" w:eastAsia="Calibri" w:hAnsi="Calibri"/>
-          <w:color w:val="333333"/>
-          <w:sz w:val="20"/>
-          <w:szCs w:val="20"/>
-        </w:rPr>
-        <w:t xml:space="preserve">Reviewed the warehouse's new salary policy and advised management on its impact on compensation structure and labor cost.</w:t>
+        <w:t xml:space="preserve">Own the warehouse-wide HR management website (built with AI); gathered needs from HR, supervisors and managers so all three work and read live reports in one place.</w:t>
+      </w:r>
+    </w:p>
+    <w:p>
+      <w:pPr>
+        <w:pStyle w:val="ListParagraph"/>
+        <w:numPr>
+          <w:ilvl w:val="0"/>
+          <w:numId w:val="1"/>
+        </w:numPr>
+        <w:spacing w:after="45"/>
+      </w:pPr>
+      <w:r>
+        <w:rPr>
+          <w:rFonts w:ascii="Calibri" w:cs="Calibri" w:eastAsia="Calibri" w:hAnsi="Calibri"/>
+          <w:color w:val="333333"/>
+          <w:sz w:val="20"/>
+          <w:szCs w:val="20"/>
+        </w:rPr>
+        <w:t xml:space="preserve">Designed an automated recruitment system for the new Tân Kim warehouse (Google Sheets, Apps Script) that tracks headcount, targets and hiring cost and forecasts hiring needs, so managers can plan ahead.</w:t>
+      </w:r>
+    </w:p>
+    <w:p>
+      <w:pPr>
+        <w:pStyle w:val="ListParagraph"/>
+        <w:numPr>
+          <w:ilvl w:val="0"/>
+          <w:numId w:val="1"/>
+        </w:numPr>
+        <w:spacing w:after="45"/>
+      </w:pPr>
+      <w:r>
+        <w:rPr>
+          <w:rFonts w:ascii="Calibri" w:cs="Calibri" w:eastAsia="Calibri" w:hAnsi="Calibri"/>
+          <w:color w:val="333333"/>
+          <w:sz w:val="20"/>
+          <w:szCs w:val="20"/>
+        </w:rPr>
+        <w:t xml:space="preserve">Built Telegram bots tracking attrition, new-hire onboarding and offboarding, helping HR spot turnover risk early.</w:t>
+      </w:r>
+    </w:p>
+    <w:p>
+      <w:pPr>
+        <w:pStyle w:val="ListParagraph"/>
+        <w:numPr>
+          <w:ilvl w:val="0"/>
+          <w:numId w:val="1"/>
+        </w:numPr>
+        <w:spacing w:after="45"/>
+      </w:pPr>
+      <w:r>
+        <w:rPr>
+          <w:rFonts w:ascii="Calibri" w:cs="Calibri" w:eastAsia="Calibri" w:hAnsi="Calibri"/>
+          <w:color w:val="333333"/>
+          <w:sz w:val="20"/>
+          <w:szCs w:val="20"/>
+        </w:rPr>
+        <w:t xml:space="preserve">Analyzed Employee Engagement Survey (EES) results and recommended actions to management.</w:t>
+      </w:r>
+    </w:p>
+    <w:p>
+      <w:pPr>
+        <w:pStyle w:val="ListParagraph"/>
+        <w:numPr>
+          <w:ilvl w:val="0"/>
+          <w:numId w:val="1"/>
+        </w:numPr>
+        <w:spacing w:after="45"/>
+      </w:pPr>
+      <w:r>
+        <w:rPr>
+          <w:rFonts w:ascii="Calibri" w:cs="Calibri" w:eastAsia="Calibri" w:hAnsi="Calibri"/>
+          <w:color w:val="333333"/>
+          <w:sz w:val="20"/>
+          <w:szCs w:val="20"/>
+        </w:rPr>
+        <w:t xml:space="preserve">Analyzed why warehouse staff resign to identify the main causes and inform retention actions.</w:t>
+      </w:r>
+    </w:p>
+    <w:p>
+      <w:pPr>
+        <w:pStyle w:val="ListParagraph"/>
+        <w:numPr>
+          <w:ilvl w:val="0"/>
+          <w:numId w:val="1"/>
+        </w:numPr>
+        <w:spacing w:after="45"/>
+      </w:pPr>
+      <w:r>
+        <w:rPr>
+          <w:rFonts w:ascii="Calibri" w:cs="Calibri" w:eastAsia="Calibri" w:hAnsi="Calibri"/>
+          <w:color w:val="333333"/>
+          <w:sz w:val="20"/>
+          <w:szCs w:val="20"/>
+        </w:rPr>
+        <w:t xml:space="preserve">Evaluated warehouse cost-reduction options and recommended solutions to management to support their decisions.</w:t>
+      </w:r>
+    </w:p>
+    <w:p>
+      <w:pPr>
+        <w:pStyle w:val="ListParagraph"/>
+        <w:numPr>
+          <w:ilvl w:val="0"/>
+          <w:numId w:val="1"/>
+        </w:numPr>
+        <w:spacing w:after="45"/>
+      </w:pPr>
+      <w:r>
+        <w:rPr>
+          <w:rFonts w:ascii="Calibri" w:cs="Calibri" w:eastAsia="Calibri" w:hAnsi="Calibri"/>
+          <w:color w:val="333333"/>
+          <w:sz w:val="20"/>
+          <w:szCs w:val="20"/>
+        </w:rPr>
+        <w:t xml:space="preserve">Reviewed the new salary policy and timekeeping, advising management on the impact on pay structure and labor cost.</w:t>
+      </w:r>
+    </w:p>
+    <w:p>
+      <w:pPr>
+        <w:pStyle w:val="ListParagraph"/>
+        <w:numPr>
+          <w:ilvl w:val="0"/>
+          <w:numId w:val="1"/>
+        </w:numPr>
+        <w:spacing w:after="45"/>
+      </w:pPr>
+      <w:r>
+        <w:rPr>
+          <w:rFonts w:ascii="Calibri" w:cs="Calibri" w:eastAsia="Calibri" w:hAnsi="Calibri"/>
+          <w:color w:val="333333"/>
+          <w:sz w:val="20"/>
+          <w:szCs w:val="20"/>
+        </w:rPr>
+        <w:t xml:space="preserve">Recruited warehouse staff for the new site (sourcing, screening); scheduled interviews for indirect roles (ANNB, IT).</w:t>
+      </w:r>
+    </w:p>
+    <w:p>
+      <w:pPr>
+        <w:pStyle w:val="ListParagraph"/>
+        <w:numPr>
+          <w:ilvl w:val="0"/>
+          <w:numId w:val="1"/>
+        </w:numPr>
+        <w:spacing w:after="45"/>
+      </w:pPr>
+      <w:r>
+        <w:rPr>
+          <w:rFonts w:ascii="Calibri" w:cs="Calibri" w:eastAsia="Calibri" w:hAnsi="Calibri"/>
+          <w:color w:val="333333"/>
+          <w:sz w:val="20"/>
+          <w:szCs w:val="20"/>
+        </w:rPr>
+        <w:t xml:space="preserve">Ran onboarding training and prepared contracts for new warehouse staff, so they started with complete paperwork.</w:t>
       </w:r>
     </w:p>
     <w:p>
@@ -440,45 +459,26 @@
           <w:sz w:val="20"/>
           <w:szCs w:val="20"/>
         </w:rPr>
-        <w:t xml:space="preserve">Set my own learning plan in HR analytics, business statistics and problem-solving, and applied it to real HR questions, moving from reporting numbers to recommending decisions.</w:t>
-      </w:r>
-    </w:p>
-    <w:p>
-      <w:pPr>
-        <w:pStyle w:val="ListParagraph"/>
-        <w:numPr>
-          <w:ilvl w:val="0"/>
-          <w:numId w:val="1"/>
-        </w:numPr>
-        <w:spacing w:after="45"/>
-      </w:pPr>
-      <w:r>
-        <w:rPr>
-          <w:rFonts w:ascii="Calibri" w:cs="Calibri" w:eastAsia="Calibri" w:hAnsi="Calibri"/>
-          <w:color w:val="333333"/>
-          <w:sz w:val="20"/>
-          <w:szCs w:val="20"/>
-        </w:rPr>
-        <w:t xml:space="preserve">Owned HR analytics projects end to end on GitHub (Excel, Power BI, SQL, Python), from framing the question to recommendation, turning workforce data into decision-ready dashboards and insights.</w:t>
-      </w:r>
-    </w:p>
-    <w:p>
-      <w:pPr>
-        <w:pStyle w:val="ListParagraph"/>
-        <w:numPr>
-          <w:ilvl w:val="0"/>
-          <w:numId w:val="1"/>
-        </w:numPr>
-        <w:spacing w:after="45"/>
-      </w:pPr>
-      <w:r>
-        <w:rPr>
-          <w:rFonts w:ascii="Calibri" w:cs="Calibri" w:eastAsia="Calibri" w:hAnsi="Calibri"/>
-          <w:color w:val="333333"/>
-          <w:sz w:val="20"/>
-          <w:szCs w:val="20"/>
-        </w:rPr>
-        <w:t xml:space="preserve">Took the lead in designing dashboards for recruitment, training and workforce metrics, reducing reporting effort and giving operational and talent decisions one shared view.</w:t>
+        <w:t xml:space="preserve">Completed a self-directed HR analytics program; published end-to-end GitHub projects (Excel, Power BI, SQL, Python).</w:t>
+      </w:r>
+    </w:p>
+    <w:p>
+      <w:pPr>
+        <w:pStyle w:val="ListParagraph"/>
+        <w:numPr>
+          <w:ilvl w:val="0"/>
+          <w:numId w:val="1"/>
+        </w:numPr>
+        <w:spacing w:after="45"/>
+      </w:pPr>
+      <w:r>
+        <w:rPr>
+          <w:rFonts w:ascii="Calibri" w:cs="Calibri" w:eastAsia="Calibri" w:hAnsi="Calibri"/>
+          <w:color w:val="333333"/>
+          <w:sz w:val="20"/>
+          <w:szCs w:val="20"/>
+        </w:rPr>
+        <w:t xml:space="preserve">Built dashboards for recruitment, training and workforce metrics, reducing reporting effort.</w:t>
       </w:r>
     </w:p>
     <w:p>
@@ -540,83 +540,45 @@
           <w:sz w:val="20"/>
           <w:szCs w:val="20"/>
         </w:rPr>
-        <w:t xml:space="preserve">Maintained ISO 9001-compliant training records with 100% accuracy, helping the company stay compliant.</w:t>
-      </w:r>
-    </w:p>
-    <w:p>
-      <w:pPr>
-        <w:pStyle w:val="ListParagraph"/>
-        <w:numPr>
-          <w:ilvl w:val="0"/>
-          <w:numId w:val="1"/>
-        </w:numPr>
-        <w:spacing w:after="45"/>
-      </w:pPr>
-      <w:r>
-        <w:rPr>
-          <w:rFonts w:ascii="Calibri" w:cs="Calibri" w:eastAsia="Calibri" w:hAnsi="Calibri"/>
-          <w:color w:val="333333"/>
-          <w:sz w:val="20"/>
-          <w:szCs w:val="20"/>
-        </w:rPr>
-        <w:t xml:space="preserve">Conducted an HSE training-needs assessment against Vietnam OSH regulations, so training plans matched legal requirements.</w:t>
-      </w:r>
-    </w:p>
-    <w:p>
-      <w:pPr>
-        <w:pStyle w:val="ListParagraph"/>
-        <w:numPr>
-          <w:ilvl w:val="0"/>
-          <w:numId w:val="1"/>
-        </w:numPr>
-        <w:spacing w:after="45"/>
-      </w:pPr>
-      <w:r>
-        <w:rPr>
-          <w:rFonts w:ascii="Calibri" w:cs="Calibri" w:eastAsia="Calibri" w:hAnsi="Calibri"/>
-          <w:color w:val="333333"/>
-          <w:sz w:val="20"/>
-          <w:szCs w:val="20"/>
-        </w:rPr>
-        <w:t xml:space="preserve">Coordinated 32 training sessions (12 external, 20 internal), owning scheduling, logistics and cross-department communication so sessions ran as planned.</w:t>
-      </w:r>
-    </w:p>
-    <w:p>
-      <w:pPr>
-        <w:pStyle w:val="ListParagraph"/>
-        <w:numPr>
-          <w:ilvl w:val="0"/>
-          <w:numId w:val="1"/>
-        </w:numPr>
-        <w:spacing w:after="45"/>
-      </w:pPr>
-      <w:r>
-        <w:rPr>
-          <w:rFonts w:ascii="Calibri" w:cs="Calibri" w:eastAsia="Calibri" w:hAnsi="Calibri"/>
-          <w:color w:val="333333"/>
-          <w:sz w:val="20"/>
-          <w:szCs w:val="20"/>
-        </w:rPr>
-        <w:t xml:space="preserve">Owned training reporting: built Excel and Power BI dashboards tracking 104 training sessions and analyzing 2,000+ feedback entries, giving HR a clear basis to monitor and improve training.</w:t>
-      </w:r>
-    </w:p>
-    <w:p>
-      <w:pPr>
-        <w:pStyle w:val="ListParagraph"/>
-        <w:numPr>
-          <w:ilvl w:val="0"/>
-          <w:numId w:val="1"/>
-        </w:numPr>
-        <w:spacing w:after="45"/>
-      </w:pPr>
-      <w:r>
-        <w:rPr>
-          <w:rFonts w:ascii="Calibri" w:cs="Calibri" w:eastAsia="Calibri" w:hAnsi="Calibri"/>
-          <w:color w:val="333333"/>
-          <w:sz w:val="20"/>
-          <w:szCs w:val="20"/>
-        </w:rPr>
-        <w:t xml:space="preserve">Guided 3 HR teammates in Excel and Power BI, so team reports followed one standard.</w:t>
+        <w:t xml:space="preserve">Maintained ISO 9001-compliant training records (100% accuracy); ran an HSE training-needs assessment.</w:t>
+      </w:r>
+    </w:p>
+    <w:p>
+      <w:pPr>
+        <w:pStyle w:val="ListParagraph"/>
+        <w:numPr>
+          <w:ilvl w:val="0"/>
+          <w:numId w:val="1"/>
+        </w:numPr>
+        <w:spacing w:after="45"/>
+      </w:pPr>
+      <w:r>
+        <w:rPr>
+          <w:rFonts w:ascii="Calibri" w:cs="Calibri" w:eastAsia="Calibri" w:hAnsi="Calibri"/>
+          <w:color w:val="333333"/>
+          <w:sz w:val="20"/>
+          <w:szCs w:val="20"/>
+        </w:rPr>
+        <w:t xml:space="preserve">Coordinated 32 training sessions (12 external, 20 internal) across departments, from scheduling to logistics.</w:t>
+      </w:r>
+    </w:p>
+    <w:p>
+      <w:pPr>
+        <w:pStyle w:val="ListParagraph"/>
+        <w:numPr>
+          <w:ilvl w:val="0"/>
+          <w:numId w:val="1"/>
+        </w:numPr>
+        <w:spacing w:after="45"/>
+      </w:pPr>
+      <w:r>
+        <w:rPr>
+          <w:rFonts w:ascii="Calibri" w:cs="Calibri" w:eastAsia="Calibri" w:hAnsi="Calibri"/>
+          <w:color w:val="333333"/>
+          <w:sz w:val="20"/>
+          <w:szCs w:val="20"/>
+        </w:rPr>
+        <w:t xml:space="preserve">Built Excel and Power BI dashboards on 104 sessions and 2,000+ feedback entries; trained 3 teammates.</w:t>
       </w:r>
     </w:p>
     <w:p>
@@ -678,69 +640,49 @@
           <w:sz w:val="20"/>
           <w:szCs w:val="20"/>
         </w:rPr>
-        <w:t xml:space="preserve">Owned end-to-end recruitment for multiple roles, screening 400+ CVs and coordinating candidate assessments under tight deadlines to meet hiring needs.</w:t>
-      </w:r>
-    </w:p>
-    <w:p>
-      <w:pPr>
-        <w:pStyle w:val="ListParagraph"/>
-        <w:numPr>
-          <w:ilvl w:val="0"/>
-          <w:numId w:val="1"/>
-        </w:numPr>
-        <w:spacing w:after="45"/>
-      </w:pPr>
-      <w:r>
-        <w:rPr>
-          <w:rFonts w:ascii="Calibri" w:cs="Calibri" w:eastAsia="Calibri" w:hAnsi="Calibri"/>
-          <w:color w:val="333333"/>
-          <w:sz w:val="20"/>
-          <w:szCs w:val="20"/>
-        </w:rPr>
-        <w:t xml:space="preserve">Led requirement-setting with hiring managers and reshaped the screening workflow, improving recruitment efficiency.</w:t>
-      </w:r>
-    </w:p>
-    <w:p>
-      <w:pPr>
-        <w:pStyle w:val="ListParagraph"/>
-        <w:numPr>
-          <w:ilvl w:val="0"/>
-          <w:numId w:val="1"/>
-        </w:numPr>
-        <w:spacing w:after="45"/>
-      </w:pPr>
-      <w:r>
-        <w:rPr>
-          <w:rFonts w:ascii="Calibri" w:cs="Calibri" w:eastAsia="Calibri" w:hAnsi="Calibri"/>
-          <w:color w:val="333333"/>
-          <w:sz w:val="20"/>
-          <w:szCs w:val="20"/>
-        </w:rPr>
-        <w:t xml:space="preserve">Owned the company's first e-learning onboarding program for 10 employees and interns, reaching 90% satisfaction and giving new joiners a consistent start.</w:t>
-      </w:r>
-    </w:p>
-    <w:p>
-      <w:pPr>
-        <w:pStyle w:val="ListParagraph"/>
-        <w:numPr>
-          <w:ilvl w:val="0"/>
-          <w:numId w:val="1"/>
-        </w:numPr>
-        <w:spacing w:after="45"/>
-      </w:pPr>
-      <w:r>
-        <w:rPr>
-          <w:rFonts w:ascii="Calibri" w:cs="Calibri" w:eastAsia="Calibri" w:hAnsi="Calibri"/>
-          <w:color w:val="333333"/>
-          <w:sz w:val="20"/>
-          <w:szCs w:val="20"/>
-        </w:rPr>
-        <w:t xml:space="preserve">Organized and led a 34-participant team-building event, rated 4.1/5 and strengthening team engagement.</w:t>
-      </w:r>
-    </w:p>
-    <w:p>
-      <w:pPr>
-        <w:pageBreakBefore/>
+        <w:t xml:space="preserve">Ran end-to-end recruitment for multiple roles (400+ CVs screened); aligned requirements with hiring managers.</w:t>
+      </w:r>
+    </w:p>
+    <w:p>
+      <w:pPr>
+        <w:pStyle w:val="ListParagraph"/>
+        <w:numPr>
+          <w:ilvl w:val="0"/>
+          <w:numId w:val="1"/>
+        </w:numPr>
+        <w:spacing w:after="45"/>
+      </w:pPr>
+      <w:r>
+        <w:rPr>
+          <w:rFonts w:ascii="Calibri" w:cs="Calibri" w:eastAsia="Calibri" w:hAnsi="Calibri"/>
+          <w:color w:val="333333"/>
+          <w:sz w:val="20"/>
+          <w:szCs w:val="20"/>
+        </w:rPr>
+        <w:t xml:space="preserve">Launched the company's first e-learning onboarding program for 10 employees and interns (90% satisfaction).</w:t>
+      </w:r>
+    </w:p>
+    <w:p>
+      <w:pPr>
+        <w:pStyle w:val="ListParagraph"/>
+        <w:numPr>
+          <w:ilvl w:val="0"/>
+          <w:numId w:val="1"/>
+        </w:numPr>
+        <w:spacing w:after="45"/>
+      </w:pPr>
+      <w:r>
+        <w:rPr>
+          <w:rFonts w:ascii="Calibri" w:cs="Calibri" w:eastAsia="Calibri" w:hAnsi="Calibri"/>
+          <w:color w:val="333333"/>
+          <w:sz w:val="20"/>
+          <w:szCs w:val="20"/>
+        </w:rPr>
+        <w:t xml:space="preserve">Led a 34-participant team-building event (4.1/5 satisfaction).</w:t>
+      </w:r>
+    </w:p>
+    <w:p>
+      <w:pPr>
         <w:pBdr>
           <w:bottom w:val="single" w:color="2E5FA3" w:sz="6" w:space="2"/>
         </w:pBdr>
@@ -817,26 +759,7 @@
           <w:sz w:val="20"/>
           <w:szCs w:val="20"/>
         </w:rPr>
-        <w:t xml:space="preserve">Built the initial organizational structure for a 20-member club, defining roles and coordination processes so work was clearly shared.</w:t>
-      </w:r>
-    </w:p>
-    <w:p>
-      <w:pPr>
-        <w:pStyle w:val="ListParagraph"/>
-        <w:numPr>
-          <w:ilvl w:val="0"/>
-          <w:numId w:val="1"/>
-        </w:numPr>
-        <w:spacing w:after="45"/>
-      </w:pPr>
-      <w:r>
-        <w:rPr>
-          <w:rFonts w:ascii="Calibri" w:cs="Calibri" w:eastAsia="Calibri" w:hAnsi="Calibri"/>
-          <w:color w:val="333333"/>
-          <w:sz w:val="20"/>
-          <w:szCs w:val="20"/>
-        </w:rPr>
-        <w:t xml:space="preserve">Owned HR end to end (recruitment, engagement, training, evaluation) for academic competitions and student events, making sure each event had the people and skills it needed.</w:t>
+        <w:t xml:space="preserve">Built the structure of a 20-member club and led a cross-functional team across competitions and events.</w:t>
       </w:r>
     </w:p>
     <w:p>
@@ -874,26 +797,7 @@
           <w:sz w:val="20"/>
           <w:szCs w:val="20"/>
         </w:rPr>
-        <w:t xml:space="preserve">Led and coordinated a 20-member cross-functional team across the club's competitions and events, keeping roles and handoffs clear.</w:t>
-      </w:r>
-    </w:p>
-    <w:p>
-      <w:pPr>
-        <w:pStyle w:val="ListParagraph"/>
-        <w:numPr>
-          <w:ilvl w:val="0"/>
-          <w:numId w:val="1"/>
-        </w:numPr>
-        <w:spacing w:after="45"/>
-      </w:pPr>
-      <w:r>
-        <w:rPr>
-          <w:rFonts w:ascii="Calibri" w:cs="Calibri" w:eastAsia="Calibri" w:hAnsi="Calibri"/>
-          <w:color w:val="333333"/>
-          <w:sz w:val="20"/>
-          <w:szCs w:val="20"/>
-        </w:rPr>
-        <w:t xml:space="preserve">Designed and delivered soft-skill training (leadership, problem-solving, time management) for club members, raising the team's overall capability.</w:t>
+        <w:t xml:space="preserve">Designed HR activities end to end (recruitment, engagement, training, evaluation) plus soft-skill training.</w:t>
       </w:r>
     </w:p>
     <w:p>
@@ -974,26 +878,34 @@
           <w:sz w:val="20"/>
           <w:szCs w:val="20"/>
         </w:rPr>
-        <w:t xml:space="preserve">Certificate of Outstanding Contribution to Faculty of Business Administration activities (2021–2023).</w:t>
-      </w:r>
-    </w:p>
-    <w:p>
-      <w:pPr>
-        <w:pStyle w:val="ListParagraph"/>
-        <w:numPr>
-          <w:ilvl w:val="0"/>
-          <w:numId w:val="1"/>
-        </w:numPr>
-        <w:spacing w:after="45"/>
-      </w:pPr>
-      <w:r>
-        <w:rPr>
-          <w:rFonts w:ascii="Calibri" w:cs="Calibri" w:eastAsia="Calibri" w:hAnsi="Calibri"/>
-          <w:color w:val="333333"/>
-          <w:sz w:val="20"/>
-          <w:szCs w:val="20"/>
-        </w:rPr>
-        <w:t xml:space="preserve">Certificate of Participation in University-level Scientific Research (2024).</w:t>
+        <w:t xml:space="preserve">Certificates: Outstanding Contribution to Faculty activities (2021–2023); University-level Scientific Research (2024).</w:t>
+      </w:r>
+    </w:p>
+    <w:p>
+      <w:pPr>
+        <w:spacing w:after="40" w:before="100"/>
+      </w:pPr>
+      <w:r>
+        <w:rPr>
+          <w:rFonts w:ascii="Calibri" w:cs="Calibri" w:eastAsia="Calibri" w:hAnsi="Calibri"/>
+          <w:b/>
+          <w:bCs/>
+          <w:color w:val="333333"/>
+          <w:sz w:val="20"/>
+          <w:szCs w:val="20"/>
+        </w:rPr>
+        <w:t xml:space="preserve">Technical Communication Essentials</w:t>
+      </w:r>
+      <w:r>
+        <w:rPr>
+          <w:rFonts w:ascii="Calibri" w:cs="Calibri" w:eastAsia="Calibri" w:hAnsi="Calibri"/>
+          <w:i/>
+          <w:iCs/>
+          <w:color w:val="555555"/>
+          <w:sz w:val="20"/>
+          <w:szCs w:val="20"/>
+        </w:rPr>
+        <w:t xml:space="preserve">  —  Minnesota State University, Mankato, Sep 2026</w:t>
       </w:r>
     </w:p>
     <w:p>
@@ -1088,7 +1000,7 @@
           <w:sz w:val="20"/>
           <w:szCs w:val="20"/>
         </w:rPr>
-        <w:t xml:space="preserve">Recruitment &amp; CV Screening • Workforce Forecasting • HR Reporting &amp; Analytics • Onboarding &amp; Records Management • Compensation Review</w:t>
+        <w:t xml:space="preserve"> Recruitment • Workforce Forecasting • HR Analytics • Onboarding • Compensation Review</w:t>
       </w:r>
     </w:p>
     <w:p>
@@ -1113,7 +1025,7 @@
           <w:sz w:val="20"/>
           <w:szCs w:val="20"/>
         </w:rPr>
-        <w:t xml:space="preserve">Python • SQL • Power BI • Google Apps Script • GitHub Actions • Excel • Tableau • R</w:t>
+        <w:t xml:space="preserve">Python • SQL • Power BI • Google Apps Script • GitHub Actions • Excel • Tableau • Visual Studio Code • Claude</w:t>
       </w:r>
     </w:p>
     <w:p>
@@ -1138,7 +1050,7 @@
           <w:sz w:val="20"/>
           <w:szCs w:val="20"/>
         </w:rPr>
-        <w:t xml:space="preserve">Stakeholder Management • Structured Problem-Solving • Process Automation • Data Storytelling • Proactive Learning</w:t>
+        <w:t xml:space="preserve"> Stakeholder Management • Structured Problem-Solving • Process Automation • Data Storytelling</w:t>
       </w:r>
     </w:p>
     <w:sectPr>

--- a/CV_Le_Quang_Giang.docx
+++ b/CV_Le_Quang_Giang.docx
@@ -378,7 +378,7 @@
           <w:sz w:val="20"/>
           <w:szCs w:val="20"/>
         </w:rPr>
-        <w:t xml:space="preserve">Recruited warehouse staff for the new site (sourcing, screening); scheduled interviews for indirect roles (ANNB, IT).</w:t>
+        <w:t xml:space="preserve">Recruited warehouse staff for the new site (sourcing, screening); scheduled interviews for indirect roles (Internal Security, IT).</w:t>
       </w:r>
     </w:p>
     <w:p>
